--- a/assets/meeting_template.docx
+++ b/assets/meeting_template.docx
@@ -351,7 +351,7 @@
               <w:rPr>
                 <w:rFonts w:asciiTheme="minorHAnsi" w:eastAsiaTheme="minorHAnsi" w:hAnsiTheme="minorHAnsi" w:cs="Calibri" w:hint="eastAsia"/>
               </w:rPr>
-              <w:t>박은채 사원</w:t>
+              <w:t/>
             </w:r>
           </w:p>
           <w:p>
